--- a/Pipeline project/Documents/IoT Data Processing.docx
+++ b/Pipeline project/Documents/IoT Data Processing.docx
@@ -53,7 +53,7 @@
     <w:p>
       <w:r>
         <w:pict w14:anchorId="28088A3B">
-          <v:rect id="_x0000_i1115" style="width:0;height:1.5pt" o:hralign="center" o:hrstd="t" o:hr="t" fillcolor="#a0a0a0" stroked="f"/>
+          <v:rect id="_x0000_i1025" style="width:0;height:1.5pt" o:hralign="center" o:hrstd="t" o:hr="t" fillcolor="#a0a0a0" stroked="f"/>
         </w:pict>
       </w:r>
     </w:p>
@@ -168,7 +168,7 @@
     <w:p>
       <w:r>
         <w:pict w14:anchorId="6AABBC1E">
-          <v:rect id="_x0000_i1116" style="width:0;height:1.5pt" o:hralign="center" o:hrstd="t" o:hr="t" fillcolor="#a0a0a0" stroked="f"/>
+          <v:rect id="_x0000_i1026" style="width:0;height:1.5pt" o:hralign="center" o:hrstd="t" o:hr="t" fillcolor="#a0a0a0" stroked="f"/>
         </w:pict>
       </w:r>
     </w:p>
@@ -262,7 +262,7 @@
     <w:p>
       <w:r>
         <w:pict w14:anchorId="595CBE10">
-          <v:rect id="_x0000_i1117" style="width:0;height:1.5pt" o:hralign="center" o:hrstd="t" o:hr="t" fillcolor="#a0a0a0" stroked="f"/>
+          <v:rect id="_x0000_i1027" style="width:0;height:1.5pt" o:hralign="center" o:hrstd="t" o:hr="t" fillcolor="#a0a0a0" stroked="f"/>
         </w:pict>
       </w:r>
     </w:p>
@@ -355,7 +355,7 @@
     <w:p>
       <w:r>
         <w:pict w14:anchorId="55F44C9E">
-          <v:rect id="_x0000_i1118" style="width:0;height:1.5pt" o:hralign="center" o:hrstd="t" o:hr="t" fillcolor="#a0a0a0" stroked="f"/>
+          <v:rect id="_x0000_i1028" style="width:0;height:1.5pt" o:hralign="center" o:hrstd="t" o:hr="t" fillcolor="#a0a0a0" stroked="f"/>
         </w:pict>
       </w:r>
     </w:p>
@@ -463,7 +463,7 @@
     <w:p>
       <w:r>
         <w:pict w14:anchorId="182C3D51">
-          <v:rect id="_x0000_i1119" style="width:0;height:1.5pt" o:hralign="center" o:hrstd="t" o:hr="t" fillcolor="#a0a0a0" stroked="f"/>
+          <v:rect id="_x0000_i1029" style="width:0;height:1.5pt" o:hralign="center" o:hrstd="t" o:hr="t" fillcolor="#a0a0a0" stroked="f"/>
         </w:pict>
       </w:r>
     </w:p>
@@ -549,7 +549,7 @@
     <w:p>
       <w:r>
         <w:pict w14:anchorId="7438FFD3">
-          <v:rect id="_x0000_i1120" style="width:0;height:1.5pt" o:hralign="center" o:hrstd="t" o:hr="t" fillcolor="#a0a0a0" stroked="f"/>
+          <v:rect id="_x0000_i1030" style="width:0;height:1.5pt" o:hralign="center" o:hrstd="t" o:hr="t" fillcolor="#a0a0a0" stroked="f"/>
         </w:pict>
       </w:r>
     </w:p>
@@ -650,7 +650,7 @@
     <w:p>
       <w:r>
         <w:pict w14:anchorId="49BB32B8">
-          <v:rect id="_x0000_i1121" style="width:0;height:1.5pt" o:hralign="center" o:hrstd="t" o:hr="t" fillcolor="#a0a0a0" stroked="f"/>
+          <v:rect id="_x0000_i1031" style="width:0;height:1.5pt" o:hralign="center" o:hrstd="t" o:hr="t" fillcolor="#a0a0a0" stroked="f"/>
         </w:pict>
       </w:r>
     </w:p>
@@ -720,7 +720,7 @@
     <w:p>
       <w:r>
         <w:pict w14:anchorId="2D959A6E">
-          <v:rect id="_x0000_i1122" style="width:0;height:1.5pt" o:hralign="center" o:hrstd="t" o:hr="t" fillcolor="#a0a0a0" stroked="f"/>
+          <v:rect id="_x0000_i1032" style="width:0;height:1.5pt" o:hralign="center" o:hrstd="t" o:hr="t" fillcolor="#a0a0a0" stroked="f"/>
         </w:pict>
       </w:r>
     </w:p>
@@ -781,7 +781,7 @@
     <w:p>
       <w:r>
         <w:pict w14:anchorId="5F5242C7">
-          <v:rect id="_x0000_i1123" style="width:0;height:1.5pt" o:hralign="center" o:hrstd="t" o:hr="t" fillcolor="#a0a0a0" stroked="f"/>
+          <v:rect id="_x0000_i1033" style="width:0;height:1.5pt" o:hralign="center" o:hrstd="t" o:hr="t" fillcolor="#a0a0a0" stroked="f"/>
         </w:pict>
       </w:r>
     </w:p>
@@ -859,7 +859,7 @@
     <w:p>
       <w:r>
         <w:pict w14:anchorId="71D8BDCE">
-          <v:rect id="_x0000_i1124" style="width:0;height:1.5pt" o:hralign="center" o:hrstd="t" o:hr="t" fillcolor="#a0a0a0" stroked="f"/>
+          <v:rect id="_x0000_i1034" style="width:0;height:1.5pt" o:hralign="center" o:hrstd="t" o:hr="t" fillcolor="#a0a0a0" stroked="f"/>
         </w:pict>
       </w:r>
     </w:p>
@@ -1287,7 +1287,7 @@
     <w:p>
       <w:r>
         <w:pict w14:anchorId="22F68F29">
-          <v:rect id="_x0000_i1125" style="width:0;height:1.5pt" o:hralign="center" o:hrstd="t" o:hr="t" fillcolor="#a0a0a0" stroked="f"/>
+          <v:rect id="_x0000_i1035" style="width:0;height:1.5pt" o:hralign="center" o:hrstd="t" o:hr="t" fillcolor="#a0a0a0" stroked="f"/>
         </w:pict>
       </w:r>
     </w:p>
@@ -1392,7 +1392,7 @@
     <w:p>
       <w:r>
         <w:pict w14:anchorId="67DECD2B">
-          <v:rect id="_x0000_i1126" style="width:0;height:1.5pt" o:hralign="center" o:hrstd="t" o:hr="t" fillcolor="#a0a0a0" stroked="f"/>
+          <v:rect id="_x0000_i1036" style="width:0;height:1.5pt" o:hralign="center" o:hrstd="t" o:hr="t" fillcolor="#a0a0a0" stroked="f"/>
         </w:pict>
       </w:r>
     </w:p>
@@ -1611,7 +1611,7 @@
     <w:p>
       <w:r>
         <w:pict w14:anchorId="6971CA14">
-          <v:rect id="_x0000_i1127" style="width:0;height:1.5pt" o:hralign="center" o:hrstd="t" o:hr="t" fillcolor="#a0a0a0" stroked="f"/>
+          <v:rect id="_x0000_i1037" style="width:0;height:1.5pt" o:hralign="center" o:hrstd="t" o:hr="t" fillcolor="#a0a0a0" stroked="f"/>
         </w:pict>
       </w:r>
     </w:p>
@@ -1879,7 +1879,7 @@
     <w:p>
       <w:r>
         <w:pict w14:anchorId="4D624AD7">
-          <v:rect id="_x0000_i1128" style="width:0;height:1.5pt" o:hralign="center" o:hrstd="t" o:hr="t" fillcolor="#a0a0a0" stroked="f"/>
+          <v:rect id="_x0000_i1038" style="width:0;height:1.5pt" o:hralign="center" o:hrstd="t" o:hr="t" fillcolor="#a0a0a0" stroked="f"/>
         </w:pict>
       </w:r>
     </w:p>
@@ -2088,7 +2088,7 @@
     <w:p>
       <w:r>
         <w:pict w14:anchorId="4EDDF152">
-          <v:rect id="_x0000_i1129" style="width:0;height:1.5pt" o:hralign="center" o:hrstd="t" o:hr="t" fillcolor="#a0a0a0" stroked="f"/>
+          <v:rect id="_x0000_i1039" style="width:0;height:1.5pt" o:hralign="center" o:hrstd="t" o:hr="t" fillcolor="#a0a0a0" stroked="f"/>
         </w:pict>
       </w:r>
     </w:p>
@@ -2174,6 +2174,70 @@
       <w:r>
         <w:t>Production-ready</w:t>
       </w:r>
+    </w:p>
+    <w:p>
+      <w:pPr>
+        <w:ind w:left="360"/>
+        <w:rPr>
+          <w:b/>
+          <w:bCs/>
+          <w:sz w:val="24"/>
+          <w:szCs w:val="24"/>
+        </w:rPr>
+      </w:pPr>
+      <w:r>
+        <w:rPr>
+          <w:b/>
+          <w:bCs/>
+          <w:sz w:val="24"/>
+          <w:szCs w:val="24"/>
+        </w:rPr>
+        <w:lastRenderedPageBreak/>
+        <w:t xml:space="preserve">GitHub Repository </w:t>
+      </w:r>
+      <w:proofErr w:type="gramStart"/>
+      <w:r>
+        <w:rPr>
+          <w:b/>
+          <w:bCs/>
+          <w:sz w:val="24"/>
+          <w:szCs w:val="24"/>
+        </w:rPr>
+        <w:t>Link</w:t>
+      </w:r>
+      <w:r>
+        <w:rPr>
+          <w:b/>
+          <w:bCs/>
+          <w:sz w:val="24"/>
+          <w:szCs w:val="24"/>
+        </w:rPr>
+        <w:t xml:space="preserve"> :</w:t>
+      </w:r>
+      <w:proofErr w:type="gramEnd"/>
+    </w:p>
+    <w:p>
+      <w:pPr>
+        <w:ind w:left="360"/>
+        <w:rPr>
+          <w:b/>
+          <w:bCs/>
+          <w:sz w:val="24"/>
+          <w:szCs w:val="24"/>
+        </w:rPr>
+      </w:pPr>
+      <w:hyperlink r:id="rId5" w:history="1">
+        <w:r>
+          <w:rPr>
+            <w:rStyle w:val="Hyperlink"/>
+            <w:b/>
+            <w:bCs/>
+            <w:sz w:val="24"/>
+            <w:szCs w:val="24"/>
+          </w:rPr>
+          <w:t>https://github.com/SUHAS321/iot-pipeline-Project.git</w:t>
+        </w:r>
+      </w:hyperlink>
     </w:p>
     <w:sectPr>
       <w:pgSz w:w="11906" w:h="16838"/>
@@ -4921,6 +4985,7 @@
   <w:style w:type="character" w:default="1" w:styleId="DefaultParagraphFont">
     <w:name w:val="Default Paragraph Font"/>
     <w:uiPriority w:val="1"/>
+    <w:semiHidden/>
     <w:unhideWhenUsed/>
   </w:style>
   <w:style w:type="table" w:default="1" w:styleId="TableNormal">
@@ -5234,6 +5299,29 @@
       <w:spacing w:val="5"/>
     </w:rPr>
   </w:style>
+  <w:style w:type="character" w:styleId="Hyperlink">
+    <w:name w:val="Hyperlink"/>
+    <w:basedOn w:val="DefaultParagraphFont"/>
+    <w:uiPriority w:val="99"/>
+    <w:unhideWhenUsed/>
+    <w:rsid w:val="00D6031E"/>
+    <w:rPr>
+      <w:color w:val="0563C1" w:themeColor="hyperlink"/>
+      <w:u w:val="single"/>
+    </w:rPr>
+  </w:style>
+  <w:style w:type="character" w:styleId="UnresolvedMention">
+    <w:name w:val="Unresolved Mention"/>
+    <w:basedOn w:val="DefaultParagraphFont"/>
+    <w:uiPriority w:val="99"/>
+    <w:semiHidden/>
+    <w:unhideWhenUsed/>
+    <w:rsid w:val="00D6031E"/>
+    <w:rPr>
+      <w:color w:val="605E5C"/>
+      <w:shd w:val="clear" w:color="auto" w:fill="E1DFDD"/>
+    </w:rPr>
+  </w:style>
 </w:styles>
 </file>
 
